--- a/data/exports/mathematical-induction_revision_notes.docx
+++ b/data/exports/mathematical-induction_revision_notes.docx
@@ -189,7 +189,7 @@
                 <w:color w:val="2D3748"/>
                 <w:sz w:val="19"/>
               </w:rPr>
-              <w:t>Mathematical Induction - Core Application</w:t>
+              <w:t>Mathematical Induction — Core Principles &amp; Governing Laws</w:t>
             </w:r>
           </w:p>
         </w:tc>
@@ -230,7 +230,181 @@
                 <w:color w:val="718096"/>
                 <w:sz w:val="19"/>
               </w:rPr>
-              <w:t>General Concept</w:t>
+              <w:t>Core Principle</w:t>
+            </w:r>
+          </w:p>
+        </w:tc>
+      </w:tr>
+      <w:tr>
+        <w:tc>
+          <w:tcPr>
+            <w:tcW w:type="dxa" w:w="2160"/>
+            <w:shd w:fill="FFFFFF"/>
+            <w:tcMar>
+              <w:top w:w="80" w:type="dxa"/>
+              <w:bottom w:w="80" w:type="dxa"/>
+              <w:left w:w="150" w:type="dxa"/>
+              <w:right w:w="150" w:type="dxa"/>
+            </w:tcMar>
+          </w:tcPr>
+          <w:p>
+            <w:r>
+              <w:rPr>
+                <w:b/>
+                <w:color w:val="718096"/>
+                <w:sz w:val="19"/>
+              </w:rPr>
+              <w:t>Standard</w:t>
+            </w:r>
+          </w:p>
+        </w:tc>
+        <w:tc>
+          <w:tcPr>
+            <w:tcW w:type="dxa" w:w="4320"/>
+            <w:shd w:fill="FFFFFF"/>
+            <w:tcMar>
+              <w:top w:w="80" w:type="dxa"/>
+              <w:bottom w:w="80" w:type="dxa"/>
+              <w:left w:w="150" w:type="dxa"/>
+              <w:right w:w="150" w:type="dxa"/>
+            </w:tcMar>
+          </w:tcPr>
+          <w:p>
+            <w:r>
+              <w:rPr>
+                <w:b/>
+                <w:color w:val="2D3748"/>
+                <w:sz w:val="19"/>
+              </w:rPr>
+              <w:t>Mathematical Induction — Standard Calculations &amp; Problem Archetypes</w:t>
+            </w:r>
+          </w:p>
+        </w:tc>
+        <w:tc>
+          <w:tcPr>
+            <w:tcW w:type="dxa" w:w="1728"/>
+            <w:shd w:fill="FFFFFF"/>
+            <w:tcMar>
+              <w:top w:w="80" w:type="dxa"/>
+              <w:bottom w:w="80" w:type="dxa"/>
+              <w:left w:w="150" w:type="dxa"/>
+              <w:right w:w="150" w:type="dxa"/>
+            </w:tcMar>
+          </w:tcPr>
+          <w:p>
+            <w:r>
+              <w:rPr>
+                <w:sz w:val="19"/>
+              </w:rPr>
+              <w:t>0 PYQs</w:t>
+            </w:r>
+          </w:p>
+        </w:tc>
+        <w:tc>
+          <w:tcPr>
+            <w:tcW w:type="dxa" w:w="1872"/>
+            <w:shd w:fill="FFFFFF"/>
+            <w:tcMar>
+              <w:top w:w="80" w:type="dxa"/>
+              <w:bottom w:w="80" w:type="dxa"/>
+              <w:left w:w="150" w:type="dxa"/>
+              <w:right w:w="150" w:type="dxa"/>
+            </w:tcMar>
+          </w:tcPr>
+          <w:p>
+            <w:r>
+              <w:rPr>
+                <w:color w:val="718096"/>
+                <w:sz w:val="19"/>
+              </w:rPr>
+              <w:t>Quantitative Analysis</w:t>
+            </w:r>
+          </w:p>
+        </w:tc>
+      </w:tr>
+      <w:tr>
+        <w:tc>
+          <w:tcPr>
+            <w:tcW w:type="dxa" w:w="2160"/>
+            <w:shd w:fill="F7FAFC"/>
+            <w:tcMar>
+              <w:top w:w="80" w:type="dxa"/>
+              <w:bottom w:w="80" w:type="dxa"/>
+              <w:left w:w="150" w:type="dxa"/>
+              <w:right w:w="150" w:type="dxa"/>
+            </w:tcMar>
+          </w:tcPr>
+          <w:p>
+            <w:r>
+              <w:rPr>
+                <w:b/>
+                <w:color w:val="718096"/>
+                <w:sz w:val="19"/>
+              </w:rPr>
+              <w:t>Standard</w:t>
+            </w:r>
+          </w:p>
+        </w:tc>
+        <w:tc>
+          <w:tcPr>
+            <w:tcW w:type="dxa" w:w="4320"/>
+            <w:shd w:fill="F7FAFC"/>
+            <w:tcMar>
+              <w:top w:w="80" w:type="dxa"/>
+              <w:bottom w:w="80" w:type="dxa"/>
+              <w:left w:w="150" w:type="dxa"/>
+              <w:right w:w="150" w:type="dxa"/>
+            </w:tcMar>
+          </w:tcPr>
+          <w:p>
+            <w:r>
+              <w:rPr>
+                <w:b/>
+                <w:color w:val="2D3748"/>
+                <w:sz w:val="19"/>
+              </w:rPr>
+              <w:t>Mathematical Induction — Applied Cases, Reactions &amp; Traps</w:t>
+            </w:r>
+          </w:p>
+        </w:tc>
+        <w:tc>
+          <w:tcPr>
+            <w:tcW w:type="dxa" w:w="1728"/>
+            <w:shd w:fill="F7FAFC"/>
+            <w:tcMar>
+              <w:top w:w="80" w:type="dxa"/>
+              <w:bottom w:w="80" w:type="dxa"/>
+              <w:left w:w="150" w:type="dxa"/>
+              <w:right w:w="150" w:type="dxa"/>
+            </w:tcMar>
+          </w:tcPr>
+          <w:p>
+            <w:r>
+              <w:rPr>
+                <w:sz w:val="19"/>
+              </w:rPr>
+              <w:t>0 PYQs</w:t>
+            </w:r>
+          </w:p>
+        </w:tc>
+        <w:tc>
+          <w:tcPr>
+            <w:tcW w:type="dxa" w:w="1872"/>
+            <w:shd w:fill="F7FAFC"/>
+            <w:tcMar>
+              <w:top w:w="80" w:type="dxa"/>
+              <w:bottom w:w="80" w:type="dxa"/>
+              <w:left w:w="150" w:type="dxa"/>
+              <w:right w:w="150" w:type="dxa"/>
+            </w:tcMar>
+          </w:tcPr>
+          <w:p>
+            <w:r>
+              <w:rPr>
+                <w:color w:val="718096"/>
+                <w:sz w:val="19"/>
+              </w:rPr>
+              <w:t>Applied Topics</w:t>
             </w:r>
           </w:p>
         </w:tc>
@@ -311,6 +485,52 @@
           </w:p>
         </w:tc>
       </w:tr>
+      <w:tr>
+        <w:tc>
+          <w:tcPr>
+            <w:tcW w:type="dxa" w:w="3600"/>
+            <w:shd w:fill="F7FAFC"/>
+            <w:tcMar>
+              <w:top w:w="100" w:type="dxa"/>
+              <w:bottom w:w="100" w:type="dxa"/>
+              <w:left w:w="150" w:type="dxa"/>
+              <w:right w:w="150" w:type="dxa"/>
+            </w:tcMar>
+          </w:tcPr>
+          <w:p>
+            <w:r>
+              <w:rPr>
+                <w:b/>
+                <w:color w:val="1A365D"/>
+                <w:sz w:val="19"/>
+              </w:rPr>
+              <w:t>Mathematical Induction — Core Principles &amp; Governing Laws</w:t>
+            </w:r>
+          </w:p>
+        </w:tc>
+        <w:tc>
+          <w:tcPr>
+            <w:tcW w:type="dxa" w:w="6480"/>
+            <w:shd w:fill="F7FAFC"/>
+            <w:tcMar>
+              <w:top w:w="100" w:type="dxa"/>
+              <w:bottom w:w="100" w:type="dxa"/>
+              <w:left w:w="150" w:type="dxa"/>
+              <w:right w:w="150" w:type="dxa"/>
+            </w:tcMar>
+          </w:tcPr>
+          <w:p>
+            <w:r>
+              <w:rPr>
+                <w:rFonts w:ascii="Cambria Math" w:hAnsi="Cambria Math"/>
+                <w:color w:val="2D3748"/>
+                <w:sz w:val="19"/>
+              </w:rPr>
+              <w:t>=1+3+5...+(2K-1)=3+K^{2}., \quad a_{n}=\sqrt{7+a_{n}}, \quad a_{n}=\sqrt{7+\sqrt{7+\sqrt{7+.......}}}</w:t>
+            </w:r>
+          </w:p>
+        </w:tc>
+      </w:tr>
     </w:tbl>
     <w:p>
       <w:pPr>
@@ -338,7 +558,7 @@
           <w:color w:val="2B6CB0"/>
           <w:sz w:val="24"/>
         </w:rPr>
-        <w:t>3.1 Mathematical Induction - Core Application (Moderate Yield — 3 PYQs)</w:t>
+        <w:t>3.1 Mathematical Induction — Core Principles &amp; Governing Laws (Moderate Yield — 3 PYQs)</w:t>
       </w:r>
     </w:p>
     <w:p>
@@ -353,7 +573,7 @@
         <w:rPr>
           <w:sz w:val="20"/>
         </w:rPr>
-        <w:t>Key problem pattern in Mathematical Induction.</w:t>
+        <w:t>Fundamental definitions, core postulates, and governing physical/chemical relations in Mathematical Induction.</w:t>
       </w:r>
     </w:p>
     <w:tbl>
@@ -391,7 +611,7 @@
                 <w:color w:val="2D3748"/>
                 <w:sz w:val="19"/>
               </w:rPr>
-              <w:t>Watch for algebraic and sign errors.</w:t>
+              <w:t>Carefully verify units, standard reference states, and sign conventions in Mathematical Induction.</w:t>
             </w:r>
           </w:p>
         </w:tc>
@@ -432,7 +652,7 @@
                 <w:color w:val="2D3748"/>
                 <w:sz w:val="19"/>
               </w:rPr>
-              <w:t>Verify dimensions and boundary conditions.</w:t>
+              <w:t>Focus on high-yield formulas and standard limiting approximations tested in Mathematical Induction PYQs.</w:t>
             </w:r>
           </w:p>
         </w:tc>
@@ -522,6 +742,368 @@
           <w:sz w:val="18"/>
         </w:rPr>
         <w:t xml:space="preserve">"If a_(n)=√(7+\sqrt7+\sqrt7+.......) having n radical signs then by methods of mathematical induction which is true..."  </w:t>
+      </w:r>
+      <w:r>
+        <w:rPr>
+          <w:b/>
+          <w:color w:val="2B6CB0"/>
+          <w:sz w:val="18"/>
+        </w:rPr>
+        <w:t>[Ans: N/A]</w:t>
+      </w:r>
+    </w:p>
+    <w:p>
+      <w:pPr>
+        <w:spacing w:after="120"/>
+      </w:pPr>
+    </w:p>
+    <w:p>
+      <w:pPr>
+        <w:pStyle w:val="Heading2"/>
+      </w:pPr>
+      <w:r>
+        <w:rPr>
+          <w:color w:val="2B6CB0"/>
+          <w:sz w:val="24"/>
+        </w:rPr>
+        <w:t>3.2 Mathematical Induction — Standard Calculations &amp; Problem Archetypes (Standard Yield — 0 PYQs)</w:t>
+      </w:r>
+    </w:p>
+    <w:p>
+      <w:r>
+        <w:rPr>
+          <w:b/>
+          <w:sz w:val="20"/>
+        </w:rPr>
+        <w:t xml:space="preserve">Core Principle: </w:t>
+      </w:r>
+      <w:r>
+        <w:rPr>
+          <w:sz w:val="20"/>
+        </w:rPr>
+        <w:t>Quantitative numerical problem-solving techniques and standard question patterns frequently seen in Mathematical Induction.</w:t>
+      </w:r>
+    </w:p>
+    <w:tbl>
+      <w:tblPr>
+        <w:tblW w:type="auto" w:w="0"/>
+        <w:jc w:val="center"/>
+        <w:tblLook w:firstColumn="1" w:firstRow="1" w:lastColumn="0" w:lastRow="0" w:noHBand="0" w:noVBand="1" w:val="04A0"/>
+      </w:tblPr>
+      <w:tblGrid>
+        <w:gridCol w:w="10080"/>
+      </w:tblGrid>
+      <w:tr>
+        <w:tc>
+          <w:tcPr>
+            <w:tcW w:type="dxa" w:w="10080"/>
+            <w:shd w:fill="FFF5F5"/>
+            <w:tcMar>
+              <w:top w:w="100" w:type="dxa"/>
+              <w:bottom w:w="100" w:type="dxa"/>
+              <w:left w:w="150" w:type="dxa"/>
+              <w:right w:w="150" w:type="dxa"/>
+            </w:tcMar>
+          </w:tcPr>
+          <w:p>
+            <w:r>
+              <w:rPr>
+                <w:b/>
+                <w:color w:val="C53030"/>
+                <w:sz w:val="19"/>
+              </w:rPr>
+              <w:t xml:space="preserve">⚠️ Common Trap / JEE Pitfall: </w:t>
+            </w:r>
+            <w:r>
+              <w:rPr>
+                <w:color w:val="2D3748"/>
+                <w:sz w:val="19"/>
+              </w:rPr>
+              <w:t>Watch for algebraic rounding, stoichiometric balancing, and boundary condition checks.</w:t>
+            </w:r>
+          </w:p>
+        </w:tc>
+      </w:tr>
+    </w:tbl>
+    <w:tbl>
+      <w:tblPr>
+        <w:tblW w:type="auto" w:w="0"/>
+        <w:jc w:val="center"/>
+        <w:tblLook w:firstColumn="1" w:firstRow="1" w:lastColumn="0" w:lastRow="0" w:noHBand="0" w:noVBand="1" w:val="04A0"/>
+      </w:tblPr>
+      <w:tblGrid>
+        <w:gridCol w:w="10080"/>
+      </w:tblGrid>
+      <w:tr>
+        <w:tc>
+          <w:tcPr>
+            <w:tcW w:type="dxa" w:w="10080"/>
+            <w:shd w:fill="F0FFF4"/>
+            <w:tcMar>
+              <w:top w:w="100" w:type="dxa"/>
+              <w:bottom w:w="100" w:type="dxa"/>
+              <w:left w:w="150" w:type="dxa"/>
+              <w:right w:w="150" w:type="dxa"/>
+            </w:tcMar>
+          </w:tcPr>
+          <w:p>
+            <w:r>
+              <w:rPr>
+                <w:b/>
+                <w:color w:val="276749"/>
+                <w:sz w:val="19"/>
+              </w:rPr>
+              <w:t xml:space="preserve">💡 Speed Hack / Trick: </w:t>
+            </w:r>
+            <w:r>
+              <w:rPr>
+                <w:color w:val="2D3748"/>
+                <w:sz w:val="19"/>
+              </w:rPr>
+              <w:t>Dimensional consistency checks and ratio comparisons can quickly eliminate incorrect options.</w:t>
+            </w:r>
+          </w:p>
+        </w:tc>
+      </w:tr>
+    </w:tbl>
+    <w:p>
+      <w:pPr>
+        <w:spacing w:before="120" w:after="40"/>
+      </w:pPr>
+      <w:r>
+        <w:rPr>
+          <w:b/>
+          <w:color w:val="1A365D"/>
+          <w:sz w:val="19"/>
+        </w:rPr>
+        <w:t>Source PYQs testing this concept:</w:t>
+      </w:r>
+    </w:p>
+    <w:p>
+      <w:pPr>
+        <w:pStyle w:val="ListBullet"/>
+        <w:spacing w:after="40"/>
+      </w:pPr>
+      <w:r>
+        <w:rPr>
+          <w:b/>
+          <w:sz w:val="18"/>
+        </w:rPr>
+        <w:t xml:space="preserve">[2005 Shift] Q#1 (MCQ): </w:t>
+      </w:r>
+      <w:r>
+        <w:rPr>
+          <w:sz w:val="18"/>
+        </w:rPr>
+        <w:t xml:space="preserve">"If A=[ 1 0 1 1 ] and I=[ 1 0 0 1 ], then which one of the followin..."  </w:t>
+      </w:r>
+      <w:r>
+        <w:rPr>
+          <w:b/>
+          <w:color w:val="2B6CB0"/>
+          <w:sz w:val="18"/>
+        </w:rPr>
+        <w:t>[Ans: N/A]</w:t>
+      </w:r>
+    </w:p>
+    <w:p>
+      <w:pPr>
+        <w:pStyle w:val="ListBullet"/>
+        <w:spacing w:after="40"/>
+      </w:pPr>
+      <w:r>
+        <w:rPr>
+          <w:b/>
+          <w:sz w:val="18"/>
+        </w:rPr>
+        <w:t xml:space="preserve">[2004 Shift] Q#2 (MCQ): </w:t>
+      </w:r>
+      <w:r>
+        <w:rPr>
+          <w:sz w:val="18"/>
+        </w:rPr>
+        <w:t xml:space="preserve">"Let S(K) =1+3+5...+(2K-1)=3+K^2. Then which of the following is true..."  </w:t>
+      </w:r>
+      <w:r>
+        <w:rPr>
+          <w:b/>
+          <w:color w:val="2B6CB0"/>
+          <w:sz w:val="18"/>
+        </w:rPr>
+        <w:t>[Ans: N/A]</w:t>
+      </w:r>
+    </w:p>
+    <w:p>
+      <w:pPr>
+        <w:spacing w:after="120"/>
+      </w:pPr>
+    </w:p>
+    <w:p>
+      <w:pPr>
+        <w:pStyle w:val="Heading2"/>
+      </w:pPr>
+      <w:r>
+        <w:rPr>
+          <w:color w:val="2B6CB0"/>
+          <w:sz w:val="24"/>
+        </w:rPr>
+        <w:t>3.3 Mathematical Induction — Applied Cases, Reactions &amp; Traps (Standard Yield — 0 PYQs)</w:t>
+      </w:r>
+    </w:p>
+    <w:p>
+      <w:r>
+        <w:rPr>
+          <w:b/>
+          <w:sz w:val="20"/>
+        </w:rPr>
+        <w:t xml:space="preserve">Core Principle: </w:t>
+      </w:r>
+      <w:r>
+        <w:rPr>
+          <w:sz w:val="20"/>
+        </w:rPr>
+        <w:t>Special cases, experimental observations, and conceptual traps designed to test deep understanding of Mathematical Induction.</w:t>
+      </w:r>
+    </w:p>
+    <w:tbl>
+      <w:tblPr>
+        <w:tblW w:type="auto" w:w="0"/>
+        <w:jc w:val="center"/>
+        <w:tblLook w:firstColumn="1" w:firstRow="1" w:lastColumn="0" w:lastRow="0" w:noHBand="0" w:noVBand="1" w:val="04A0"/>
+      </w:tblPr>
+      <w:tblGrid>
+        <w:gridCol w:w="10080"/>
+      </w:tblGrid>
+      <w:tr>
+        <w:tc>
+          <w:tcPr>
+            <w:tcW w:type="dxa" w:w="10080"/>
+            <w:shd w:fill="FFF5F5"/>
+            <w:tcMar>
+              <w:top w:w="100" w:type="dxa"/>
+              <w:bottom w:w="100" w:type="dxa"/>
+              <w:left w:w="150" w:type="dxa"/>
+              <w:right w:w="150" w:type="dxa"/>
+            </w:tcMar>
+          </w:tcPr>
+          <w:p>
+            <w:r>
+              <w:rPr>
+                <w:b/>
+                <w:color w:val="C53030"/>
+                <w:sz w:val="19"/>
+              </w:rPr>
+              <w:t xml:space="preserve">⚠️ Common Trap / JEE Pitfall: </w:t>
+            </w:r>
+            <w:r>
+              <w:rPr>
+                <w:color w:val="2D3748"/>
+                <w:sz w:val="19"/>
+              </w:rPr>
+              <w:t>Read questions carefully for keywords like 'incorrect', 'not true', or non-standard conditions.</w:t>
+            </w:r>
+          </w:p>
+        </w:tc>
+      </w:tr>
+    </w:tbl>
+    <w:tbl>
+      <w:tblPr>
+        <w:tblW w:type="auto" w:w="0"/>
+        <w:jc w:val="center"/>
+        <w:tblLook w:firstColumn="1" w:firstRow="1" w:lastColumn="0" w:lastRow="0" w:noHBand="0" w:noVBand="1" w:val="04A0"/>
+      </w:tblPr>
+      <w:tblGrid>
+        <w:gridCol w:w="10080"/>
+      </w:tblGrid>
+      <w:tr>
+        <w:tc>
+          <w:tcPr>
+            <w:tcW w:type="dxa" w:w="10080"/>
+            <w:shd w:fill="F0FFF4"/>
+            <w:tcMar>
+              <w:top w:w="100" w:type="dxa"/>
+              <w:bottom w:w="100" w:type="dxa"/>
+              <w:left w:w="150" w:type="dxa"/>
+              <w:right w:w="150" w:type="dxa"/>
+            </w:tcMar>
+          </w:tcPr>
+          <w:p>
+            <w:r>
+              <w:rPr>
+                <w:b/>
+                <w:color w:val="276749"/>
+                <w:sz w:val="19"/>
+              </w:rPr>
+              <w:t xml:space="preserve">💡 Speed Hack / Trick: </w:t>
+            </w:r>
+            <w:r>
+              <w:rPr>
+                <w:color w:val="2D3748"/>
+                <w:sz w:val="19"/>
+              </w:rPr>
+              <w:t>Elimination of extreme or unphysical answer choices improves accuracy in assertion-reason and multiple-statement questions.</w:t>
+            </w:r>
+          </w:p>
+        </w:tc>
+      </w:tr>
+    </w:tbl>
+    <w:p>
+      <w:pPr>
+        <w:spacing w:before="120" w:after="40"/>
+      </w:pPr>
+      <w:r>
+        <w:rPr>
+          <w:b/>
+          <w:color w:val="1A365D"/>
+          <w:sz w:val="19"/>
+        </w:rPr>
+        <w:t>Source PYQs testing this concept:</w:t>
+      </w:r>
+    </w:p>
+    <w:p>
+      <w:pPr>
+        <w:pStyle w:val="ListBullet"/>
+        <w:spacing w:after="40"/>
+      </w:pPr>
+      <w:r>
+        <w:rPr>
+          <w:b/>
+          <w:sz w:val="18"/>
+        </w:rPr>
+        <w:t xml:space="preserve">[2005 Shift] Q#1 (MCQ): </w:t>
+      </w:r>
+      <w:r>
+        <w:rPr>
+          <w:sz w:val="18"/>
+        </w:rPr>
+        <w:t xml:space="preserve">"If A=[ 1 0 1 1 ] and I=[ 1 0 0 1 ], then which one of the followin..."  </w:t>
+      </w:r>
+      <w:r>
+        <w:rPr>
+          <w:b/>
+          <w:color w:val="2B6CB0"/>
+          <w:sz w:val="18"/>
+        </w:rPr>
+        <w:t>[Ans: N/A]</w:t>
+      </w:r>
+    </w:p>
+    <w:p>
+      <w:pPr>
+        <w:pStyle w:val="ListBullet"/>
+        <w:spacing w:after="40"/>
+      </w:pPr>
+      <w:r>
+        <w:rPr>
+          <w:b/>
+          <w:sz w:val="18"/>
+        </w:rPr>
+        <w:t xml:space="preserve">[2004 Shift] Q#2 (MCQ): </w:t>
+      </w:r>
+      <w:r>
+        <w:rPr>
+          <w:sz w:val="18"/>
+        </w:rPr>
+        <w:t xml:space="preserve">"Let S(K) =1+3+5...+(2K-1)=3+K^2. Then which of the following is true..."  </w:t>
       </w:r>
       <w:r>
         <w:rPr>

--- a/data/exports/mathematical-induction_revision_notes.docx
+++ b/data/exports/mathematical-induction_revision_notes.docx
@@ -526,7 +526,7 @@
                 <w:color w:val="2D3748"/>
                 <w:sz w:val="19"/>
               </w:rPr>
-              <w:t>=1+3+5...+(2K-1)=3+K^{2}., \quad a_{n}=\sqrt{7+a_{n}}, \quad a_{n}=\sqrt{7+\sqrt{7+\sqrt{7+.......}}}</w:t>
+              <w:t>=1+3+5...+(2K-1)=3+K^{2}, \quad A=[\begin{aligned} 1 &amp; 0 \\ 1 &amp; 1 \end{aligned}], \quad a_{n}=\sqrt{7+\sqrt{7+\sqrt{7+.......}}}</w:t>
             </w:r>
           </w:p>
         </w:tc>
